--- a/az/wisdom-stories/do-you-remember-me.docx
+++ b/az/wisdom-stories/do-you-remember-me.docx
@@ -14,7 +14,7 @@
           <w:bCs/>
           <w:lang/>
         </w:rPr>
-        <w:t>Müəllim, salam, xatırladınız məni?</w:t>
+        <w:t>Müəllim, salam! Məni xatırladınız?</w:t>
       </w:r>
     </w:p>
     <w:p>
